--- a/docs/servo_program_design_summary.docx
+++ b/docs/servo_program_design_summary.docx
@@ -2806,7 +2806,7 @@
         <w:pStyle w:val="Heading1"/>
       </w:pPr>
       <w:r>
-        <w:t xml:space="preserve">5. KC9806 参数映射</w:t>
+        <w:t xml:space="preserve">5. 可调参数映射</w:t>
       </w:r>
     </w:p>
     <w:tbl>
@@ -2830,7 +2830,7 @@
           <w:p>
             <w:pPr/>
             <w:r>
-              <w:t xml:space="preserve">KC9806 项目</w:t>
+              <w:t xml:space="preserve">调试项目</w:t>
             </w:r>
           </w:p>
         </w:tc>
@@ -2977,7 +2977,7 @@
           <w:p>
             <w:pPr/>
             <w:r>
-              <w:t xml:space="preserve">误差放大比例，Q8 格式</w:t>
+              <w:t xml:space="preserve">大误差区误差放大比例，Q8 格式</w:t>
             </w:r>
           </w:p>
         </w:tc>
@@ -3844,6 +3844,519 @@
             <w:pPr/>
             <w:r>
               <w:t xml:space="preserve">按产品规格选择失信号行为</w:t>
+            </w:r>
+          </w:p>
+        </w:tc>
+      </w:tr>
+      <w:tr>
+        <w:tc>
+          <w:tcPr>
+            <w:tcW w:w="2400" w:type="dxa"/>
+          </w:tcPr>
+          <w:p>
+            <w:pPr/>
+            <w:r>
+              <w:t xml:space="preserve">型号/Profile</w:t>
+            </w:r>
+          </w:p>
+        </w:tc>
+        <w:tc>
+          <w:tcPr>
+            <w:tcW w:w="2400" w:type="dxa"/>
+          </w:tcPr>
+          <w:p>
+            <w:pPr/>
+            <w:r>
+              <w:t xml:space="preserve">model_id、profile_id</w:t>
+            </w:r>
+          </w:p>
+        </w:tc>
+        <w:tc>
+          <w:tcPr>
+            <w:tcW w:w="2400" w:type="dxa"/>
+          </w:tcPr>
+          <w:p>
+            <w:pPr/>
+            <w:r>
+              <w:t xml:space="preserve">0 / 0</w:t>
+            </w:r>
+          </w:p>
+        </w:tc>
+        <w:tc>
+          <w:tcPr>
+            <w:tcW w:w="2400" w:type="dxa"/>
+          </w:tcPr>
+          <w:p>
+            <w:pPr/>
+            <w:r>
+              <w:t xml:space="preserve">区分金属齿、塑胶齿和客户型号模板</w:t>
+            </w:r>
+          </w:p>
+        </w:tc>
+        <w:tc>
+          <w:tcPr>
+            <w:tcW w:w="2400" w:type="dxa"/>
+          </w:tcPr>
+          <w:p>
+            <w:pPr/>
+            <w:r>
+              <w:t xml:space="preserve">避免不同齿轮箱套用同一套参数</w:t>
+            </w:r>
+          </w:p>
+        </w:tc>
+      </w:tr>
+      <w:tr>
+        <w:tc>
+          <w:tcPr>
+            <w:tcW w:w="2400" w:type="dxa"/>
+          </w:tcPr>
+          <w:p>
+            <w:pPr/>
+            <w:r>
+              <w:t xml:space="preserve">上电防乱跑</w:t>
+            </w:r>
+          </w:p>
+        </w:tc>
+        <w:tc>
+          <w:tcPr>
+            <w:tcW w:w="2400" w:type="dxa"/>
+          </w:tcPr>
+          <w:p>
+            <w:pPr/>
+            <w:r>
+              <w:t xml:space="preserve">startup_delay_ms、startup_input_stable_count、startup_input_stable_us、startup_adc_stable_count、startup_adc_stable_band_count</w:t>
+            </w:r>
+          </w:p>
+        </w:tc>
+        <w:tc>
+          <w:tcPr>
+            <w:tcW w:w="2400" w:type="dxa"/>
+          </w:tcPr>
+          <w:p>
+            <w:pPr/>
+            <w:r>
+              <w:t xml:space="preserve">200 ms / 5 / 3 us / 5 / 4 counts</w:t>
+            </w:r>
+          </w:p>
+        </w:tc>
+        <w:tc>
+          <w:tcPr>
+            <w:tcW w:w="2400" w:type="dxa"/>
+          </w:tcPr>
+          <w:p>
+            <w:pPr/>
+            <w:r>
+              <w:t xml:space="preserve">上电后等待输入和反馈稳定才进入闭环</w:t>
+            </w:r>
+          </w:p>
+        </w:tc>
+        <w:tc>
+          <w:tcPr>
+            <w:tcW w:w="2400" w:type="dxa"/>
+          </w:tcPr>
+          <w:p>
+            <w:pPr/>
+            <w:r>
+              <w:t xml:space="preserve">解决插电突然跑到端点或跳动</w:t>
+            </w:r>
+          </w:p>
+        </w:tc>
+      </w:tr>
+      <w:tr>
+        <w:tc>
+          <w:tcPr>
+            <w:tcW w:w="2400" w:type="dxa"/>
+          </w:tcPr>
+          <w:p>
+            <w:pPr/>
+            <w:r>
+              <w:t xml:space="preserve">上电追目标速度</w:t>
+            </w:r>
+          </w:p>
+        </w:tc>
+        <w:tc>
+          <w:tcPr>
+            <w:tcW w:w="2400" w:type="dxa"/>
+          </w:tcPr>
+          <w:p>
+            <w:pPr/>
+            <w:r>
+              <w:t xml:space="preserve">startup_step_count</w:t>
+            </w:r>
+          </w:p>
+        </w:tc>
+        <w:tc>
+          <w:tcPr>
+            <w:tcW w:w="2400" w:type="dxa"/>
+          </w:tcPr>
+          <w:p>
+            <w:pPr/>
+            <w:r>
+              <w:t xml:space="preserve">4 counts/ms</w:t>
+            </w:r>
+          </w:p>
+        </w:tc>
+        <w:tc>
+          <w:tcPr>
+            <w:tcW w:w="2400" w:type="dxa"/>
+          </w:tcPr>
+          <w:p>
+            <w:pPr/>
+            <w:r>
+              <w:t xml:space="preserve">第一次闭环追目标时使用更慢的目标斜坡</w:t>
+            </w:r>
+          </w:p>
+        </w:tc>
+        <w:tc>
+          <w:tcPr>
+            <w:tcW w:w="2400" w:type="dxa"/>
+          </w:tcPr>
+          <w:p>
+            <w:pPr/>
+            <w:r>
+              <w:t xml:space="preserve">防止当前位和输入位差很大时冲击</w:t>
+            </w:r>
+          </w:p>
+        </w:tc>
+      </w:tr>
+      <w:tr>
+        <w:tc>
+          <w:tcPr>
+            <w:tcW w:w="2400" w:type="dxa"/>
+          </w:tcPr>
+          <w:p>
+            <w:pPr/>
+            <w:r>
+              <w:t xml:space="preserve">ADC 抗干扰</w:t>
+            </w:r>
+          </w:p>
+        </w:tc>
+        <w:tc>
+          <w:tcPr>
+            <w:tcW w:w="2400" w:type="dxa"/>
+          </w:tcPr>
+          <w:p>
+            <w:pPr/>
+            <w:r>
+              <w:t xml:space="preserve">adc_sample_count、adc_filter_shift、adc_jump_limit_count、adc_noise_band_count</w:t>
+            </w:r>
+          </w:p>
+        </w:tc>
+        <w:tc>
+          <w:tcPr>
+            <w:tcW w:w="2400" w:type="dxa"/>
+          </w:tcPr>
+          <w:p>
+            <w:pPr/>
+            <w:r>
+              <w:t xml:space="preserve">4 / 3 / 0 / 4</w:t>
+            </w:r>
+          </w:p>
+        </w:tc>
+        <w:tc>
+          <w:tcPr>
+            <w:tcW w:w="2400" w:type="dxa"/>
+          </w:tcPr>
+          <w:p>
+            <w:pPr/>
+            <w:r>
+              <w:t xml:space="preserve">采样平均、IIR、跳变限幅和噪声评估</w:t>
+            </w:r>
+          </w:p>
+        </w:tc>
+        <w:tc>
+          <w:tcPr>
+            <w:tcW w:w="2400" w:type="dxa"/>
+          </w:tcPr>
+          <w:p>
+            <w:pPr/>
+            <w:r>
+              <w:t xml:space="preserve">针对 AD 超过约 1V 后抖动的问题</w:t>
+            </w:r>
+          </w:p>
+        </w:tc>
+      </w:tr>
+      <w:tr>
+        <w:tc>
+          <w:tcPr>
+            <w:tcW w:w="2400" w:type="dxa"/>
+          </w:tcPr>
+          <w:p>
+            <w:pPr/>
+            <w:r>
+              <w:t xml:space="preserve">电源监测</w:t>
+            </w:r>
+          </w:p>
+        </w:tc>
+        <w:tc>
+          <w:tcPr>
+            <w:tcW w:w="2400" w:type="dxa"/>
+          </w:tcPr>
+          <w:p>
+            <w:pPr/>
+            <w:r>
+              <w:t xml:space="preserve">vdd_nominal_mv、vdd_warn_drop_mv、vdd_noise_band_mv、vdd_sample_interval_ms</w:t>
+            </w:r>
+          </w:p>
+        </w:tc>
+        <w:tc>
+          <w:tcPr>
+            <w:tcW w:w="2400" w:type="dxa"/>
+          </w:tcPr>
+          <w:p>
+            <w:pPr/>
+            <w:r>
+              <w:t xml:space="preserve">3300 / 250 / 80 / 20 ms</w:t>
+            </w:r>
+          </w:p>
+        </w:tc>
+        <w:tc>
+          <w:tcPr>
+            <w:tcW w:w="2400" w:type="dxa"/>
+          </w:tcPr>
+          <w:p>
+            <w:pPr/>
+            <w:r>
+              <w:t xml:space="preserve">通过内部 VREFINT 估算 MCU/ADC 供电变化</w:t>
+            </w:r>
+          </w:p>
+        </w:tc>
+        <w:tc>
+          <w:tcPr>
+            <w:tcW w:w="2400" w:type="dxa"/>
+          </w:tcPr>
+          <w:p>
+            <w:pPr/>
+            <w:r>
+              <w:t xml:space="preserve">判断 ADC 抖动是否来自 3.3V 跌落、地弹或电机干扰</w:t>
+            </w:r>
+          </w:p>
+        </w:tc>
+      </w:tr>
+      <w:tr>
+        <w:tc>
+          <w:tcPr>
+            <w:tcW w:w="2400" w:type="dxa"/>
+          </w:tcPr>
+          <w:p>
+            <w:pPr/>
+            <w:r>
+              <w:t xml:space="preserve">到位保持</w:t>
+            </w:r>
+          </w:p>
+        </w:tc>
+        <w:tc>
+          <w:tcPr>
+            <w:tcW w:w="2400" w:type="dxa"/>
+          </w:tcPr>
+          <w:p>
+            <w:pPr/>
+            <w:r>
+              <w:t xml:space="preserve">hold_mode、hold_exit_band_count、hold_brake_time_ms、hold_settle_ms</w:t>
+            </w:r>
+          </w:p>
+        </w:tc>
+        <w:tc>
+          <w:tcPr>
+            <w:tcW w:w="2400" w:type="dxa"/>
+          </w:tcPr>
+          <w:p>
+            <w:pPr/>
+            <w:r>
+              <w:t xml:space="preserve">短刹后滑行 / 16 / 8 ms / 20 ms</w:t>
+            </w:r>
+          </w:p>
+        </w:tc>
+        <w:tc>
+          <w:tcPr>
+            <w:tcW w:w="2400" w:type="dxa"/>
+          </w:tcPr>
+          <w:p>
+            <w:pPr/>
+            <w:r>
+              <w:t xml:space="preserve">到位后用滞回和短刹车降低静态电流</w:t>
+            </w:r>
+          </w:p>
+        </w:tc>
+        <w:tc>
+          <w:tcPr>
+            <w:tcW w:w="2400" w:type="dxa"/>
+          </w:tcPr>
+          <w:p>
+            <w:pPr/>
+            <w:r>
+              <w:t xml:space="preserve">解决到位 200-300mA、嗞嗞声、发热</w:t>
+            </w:r>
+          </w:p>
+        </w:tc>
+      </w:tr>
+      <w:tr>
+        <w:tc>
+          <w:tcPr>
+            <w:tcW w:w="2400" w:type="dxa"/>
+          </w:tcPr>
+          <w:p>
+            <w:pPr/>
+            <w:r>
+              <w:t xml:space="preserve">近目标控制</w:t>
+            </w:r>
+          </w:p>
+        </w:tc>
+        <w:tc>
+          <w:tcPr>
+            <w:tcW w:w="2400" w:type="dxa"/>
+          </w:tcPr>
+          <w:p>
+            <w:pPr/>
+            <w:r>
+              <w:t xml:space="preserve">close_error_count、close_stretcher_q8、close_boost_duty</w:t>
+            </w:r>
+          </w:p>
+        </w:tc>
+        <w:tc>
+          <w:tcPr>
+            <w:tcW w:w="2400" w:type="dxa"/>
+          </w:tcPr>
+          <w:p>
+            <w:pPr/>
+            <w:r>
+              <w:t xml:space="preserve">24 / 192 / 60</w:t>
+            </w:r>
+          </w:p>
+        </w:tc>
+        <w:tc>
+          <w:tcPr>
+            <w:tcW w:w="2400" w:type="dxa"/>
+          </w:tcPr>
+          <w:p>
+            <w:pPr/>
+            <w:r>
+              <w:t xml:space="preserve">小误差区低增益低起动补偿</w:t>
+            </w:r>
+          </w:p>
+        </w:tc>
+        <w:tc>
+          <w:tcPr>
+            <w:tcW w:w="2400" w:type="dxa"/>
+          </w:tcPr>
+          <w:p>
+            <w:pPr/>
+            <w:r>
+              <w:t xml:space="preserve">减少锁附时正反抖动</w:t>
+            </w:r>
+          </w:p>
+        </w:tc>
+      </w:tr>
+      <w:tr>
+        <w:tc>
+          <w:tcPr>
+            <w:tcW w:w="2400" w:type="dxa"/>
+          </w:tcPr>
+          <w:p>
+            <w:pPr/>
+            <w:r>
+              <w:t xml:space="preserve">接近目标控制</w:t>
+            </w:r>
+          </w:p>
+        </w:tc>
+        <w:tc>
+          <w:tcPr>
+            <w:tcW w:w="2400" w:type="dxa"/>
+          </w:tcPr>
+          <w:p>
+            <w:pPr/>
+            <w:r>
+              <w:t xml:space="preserve">approach_error_count、approach_stretcher_q8、approach_boost_duty</w:t>
+            </w:r>
+          </w:p>
+        </w:tc>
+        <w:tc>
+          <w:tcPr>
+            <w:tcW w:w="2400" w:type="dxa"/>
+          </w:tcPr>
+          <w:p>
+            <w:pPr/>
+            <w:r>
+              <w:t xml:space="preserve">120 / 320 / 120</w:t>
+            </w:r>
+          </w:p>
+        </w:tc>
+        <w:tc>
+          <w:tcPr>
+            <w:tcW w:w="2400" w:type="dxa"/>
+          </w:tcPr>
+          <w:p>
+            <w:pPr/>
+            <w:r>
+              <w:t xml:space="preserve">接近目标区中等增益</w:t>
+            </w:r>
+          </w:p>
+        </w:tc>
+        <w:tc>
+          <w:tcPr>
+            <w:tcW w:w="2400" w:type="dxa"/>
+          </w:tcPr>
+          <w:p>
+            <w:pPr/>
+            <w:r>
+              <w:t xml:space="preserve">改善末端慢跨和晃过去</w:t>
+            </w:r>
+          </w:p>
+        </w:tc>
+      </w:tr>
+      <w:tr>
+        <w:tc>
+          <w:tcPr>
+            <w:tcW w:w="2400" w:type="dxa"/>
+          </w:tcPr>
+          <w:p>
+            <w:pPr/>
+            <w:r>
+              <w:t xml:space="preserve">反向保护</w:t>
+            </w:r>
+          </w:p>
+        </w:tc>
+        <w:tc>
+          <w:tcPr>
+            <w:tcW w:w="2400" w:type="dxa"/>
+          </w:tcPr>
+          <w:p>
+            <w:pPr/>
+            <w:r>
+              <w:t xml:space="preserve">reverse_pause_ms、reverse_brake_ms</w:t>
+            </w:r>
+          </w:p>
+        </w:tc>
+        <w:tc>
+          <w:tcPr>
+            <w:tcW w:w="2400" w:type="dxa"/>
+          </w:tcPr>
+          <w:p>
+            <w:pPr/>
+            <w:r>
+              <w:t xml:space="preserve">8 ms / 3 ms</w:t>
+            </w:r>
+          </w:p>
+        </w:tc>
+        <w:tc>
+          <w:tcPr>
+            <w:tcW w:w="2400" w:type="dxa"/>
+          </w:tcPr>
+          <w:p>
+            <w:pPr/>
+            <w:r>
+              <w:t xml:space="preserve">正反切换前短暂停顿/短刹车</w:t>
+            </w:r>
+          </w:p>
+        </w:tc>
+        <w:tc>
+          <w:tcPr>
+            <w:tcW w:w="2400" w:type="dxa"/>
+          </w:tcPr>
+          <w:p>
+            <w:pPr/>
+            <w:r>
+              <w:t xml:space="preserve">降低未到位反向时的冲击电流</w:t>
             </w:r>
           </w:p>
         </w:tc>
@@ -4521,6 +5034,534 @@
         <w:t xml:space="preserve">说明：上表是编译期保底参数；实际运行优先使用 ServoParams。如果最后一页 Flash 没有合法参数或 CRC 错误，程序自动使用默认参数。</w:t>
       </w:r>
     </w:p>
+    <w:p>
+      <w:pPr>
+        <w:pStyle w:val="Heading1"/>
+      </w:pPr>
+      <w:r>
+        <w:t xml:space="preserve">6A. 参数区 v2 新增调试项</w:t>
+      </w:r>
+    </w:p>
+    <w:tbl>
+      <w:tblPr>
+        <w:tblStyle w:val="TableGrid"/>
+        <w:tblW w:w="0" w:type="auto"/>
+        <w:tblBorders>
+          <w:top w:val="single" w:sz="4" w:space="0" w:color="auto"/>
+          <w:left w:val="single" w:sz="4" w:space="0" w:color="auto"/>
+          <w:bottom w:val="single" w:sz="4" w:space="0" w:color="auto"/>
+          <w:right w:val="single" w:sz="4" w:space="0" w:color="auto"/>
+          <w:insideH w:val="single" w:sz="4" w:space="0" w:color="auto"/>
+          <w:insideV w:val="single" w:sz="4" w:space="0" w:color="auto"/>
+        </w:tblBorders>
+      </w:tblPr>
+      <w:tr>
+        <w:tc>
+          <w:tcPr>
+            <w:tcW w:w="2400" w:type="dxa"/>
+          </w:tcPr>
+          <w:p>
+            <w:pPr/>
+            <w:r>
+              <w:t xml:space="preserve">历史问题</w:t>
+            </w:r>
+          </w:p>
+        </w:tc>
+        <w:tc>
+          <w:tcPr>
+            <w:tcW w:w="2400" w:type="dxa"/>
+          </w:tcPr>
+          <w:p>
+            <w:pPr/>
+            <w:r>
+              <w:t xml:space="preserve">对应参数</w:t>
+            </w:r>
+          </w:p>
+        </w:tc>
+        <w:tc>
+          <w:tcPr>
+            <w:tcW w:w="2400" w:type="dxa"/>
+          </w:tcPr>
+          <w:p>
+            <w:pPr/>
+            <w:r>
+              <w:t xml:space="preserve">当前程序是否已接入</w:t>
+            </w:r>
+          </w:p>
+        </w:tc>
+        <w:tc>
+          <w:tcPr>
+            <w:tcW w:w="2400" w:type="dxa"/>
+          </w:tcPr>
+          <w:p>
+            <w:pPr/>
+            <w:r>
+              <w:t xml:space="preserve">调试方法</w:t>
+            </w:r>
+          </w:p>
+        </w:tc>
+      </w:tr>
+      <w:tr>
+        <w:tc>
+          <w:tcPr>
+            <w:tcW w:w="2400" w:type="dxa"/>
+          </w:tcPr>
+          <w:p>
+            <w:pPr/>
+            <w:r>
+              <w:t xml:space="preserve">上电乱跑</w:t>
+            </w:r>
+          </w:p>
+        </w:tc>
+        <w:tc>
+          <w:tcPr>
+            <w:tcW w:w="2400" w:type="dxa"/>
+          </w:tcPr>
+          <w:p>
+            <w:pPr/>
+            <w:r>
+              <w:t xml:space="preserve">startup_delay_ms、startup_input_stable_count、startup_adc_stable_count、startup_step_count</w:t>
+            </w:r>
+          </w:p>
+        </w:tc>
+        <w:tc>
+          <w:tcPr>
+            <w:tcW w:w="2400" w:type="dxa"/>
+          </w:tcPr>
+          <w:p>
+            <w:pPr/>
+            <w:r>
+              <w:t xml:space="preserve">已接入</w:t>
+            </w:r>
+          </w:p>
+        </w:tc>
+        <w:tc>
+          <w:tcPr>
+            <w:tcW w:w="2400" w:type="dxa"/>
+          </w:tcPr>
+          <w:p>
+            <w:pPr/>
+            <w:r>
+              <w:t xml:space="preserve">先把等待和稳定计数调大，确认不上电乱动后再缩短</w:t>
+            </w:r>
+          </w:p>
+        </w:tc>
+      </w:tr>
+      <w:tr>
+        <w:tc>
+          <w:tcPr>
+            <w:tcW w:w="2400" w:type="dxa"/>
+          </w:tcPr>
+          <w:p>
+            <w:pPr/>
+            <w:r>
+              <w:t xml:space="preserve">AD 抖动</w:t>
+            </w:r>
+          </w:p>
+        </w:tc>
+        <w:tc>
+          <w:tcPr>
+            <w:tcW w:w="2400" w:type="dxa"/>
+          </w:tcPr>
+          <w:p>
+            <w:pPr/>
+            <w:r>
+              <w:t xml:space="preserve">adc_sample_count、adc_filter_shift、adc_jump_limit_count</w:t>
+            </w:r>
+          </w:p>
+        </w:tc>
+        <w:tc>
+          <w:tcPr>
+            <w:tcW w:w="2400" w:type="dxa"/>
+          </w:tcPr>
+          <w:p>
+            <w:pPr/>
+            <w:r>
+              <w:t xml:space="preserve">已接入</w:t>
+            </w:r>
+          </w:p>
+        </w:tc>
+        <w:tc>
+          <w:tcPr>
+            <w:tcW w:w="2400" w:type="dxa"/>
+          </w:tcPr>
+          <w:p>
+            <w:pPr/>
+            <w:r>
+              <w:t xml:space="preserve">用遥测看 raw/filter ADC，先找硬件噪声，再调滤波</w:t>
+            </w:r>
+          </w:p>
+        </w:tc>
+      </w:tr>
+      <w:tr>
+        <w:tc>
+          <w:tcPr>
+            <w:tcW w:w="2400" w:type="dxa"/>
+          </w:tcPr>
+          <w:p>
+            <w:pPr/>
+            <w:r>
+              <w:t xml:space="preserve">3.3V 供电波动</w:t>
+            </w:r>
+          </w:p>
+        </w:tc>
+        <w:tc>
+          <w:tcPr>
+            <w:tcW w:w="2400" w:type="dxa"/>
+          </w:tcPr>
+          <w:p>
+            <w:pPr/>
+            <w:r>
+              <w:t xml:space="preserve">vdd_nominal_mv、vdd_warn_drop_mv、vdd_noise_band_mv、vdd_sample_interval_ms</w:t>
+            </w:r>
+          </w:p>
+        </w:tc>
+        <w:tc>
+          <w:tcPr>
+            <w:tcW w:w="2400" w:type="dxa"/>
+          </w:tcPr>
+          <w:p>
+            <w:pPr/>
+            <w:r>
+              <w:t xml:space="preserve">已接入遥测</w:t>
+            </w:r>
+          </w:p>
+        </w:tc>
+        <w:tc>
+          <w:tcPr>
+            <w:tcW w:w="2400" w:type="dxa"/>
+          </w:tcPr>
+          <w:p>
+            <w:pPr/>
+            <w:r>
+              <w:t xml:space="preserve">同步看 feedback_adc_raw 和 vdd_mv，区分电位器变化和供电/地线扰动</w:t>
+            </w:r>
+          </w:p>
+        </w:tc>
+      </w:tr>
+      <w:tr>
+        <w:tc>
+          <w:tcPr>
+            <w:tcW w:w="2400" w:type="dxa"/>
+          </w:tcPr>
+          <w:p>
+            <w:pPr/>
+            <w:r>
+              <w:t xml:space="preserve">到位电流/嗞嗞声</w:t>
+            </w:r>
+          </w:p>
+        </w:tc>
+        <w:tc>
+          <w:tcPr>
+            <w:tcW w:w="2400" w:type="dxa"/>
+          </w:tcPr>
+          <w:p>
+            <w:pPr/>
+            <w:r>
+              <w:t xml:space="preserve">hold_mode、hold_exit_band_count、hold_brake_time_ms</w:t>
+            </w:r>
+          </w:p>
+        </w:tc>
+        <w:tc>
+          <w:tcPr>
+            <w:tcW w:w="2400" w:type="dxa"/>
+          </w:tcPr>
+          <w:p>
+            <w:pPr/>
+            <w:r>
+              <w:t xml:space="preserve">已接入</w:t>
+            </w:r>
+          </w:p>
+        </w:tc>
+        <w:tc>
+          <w:tcPr>
+            <w:tcW w:w="2400" w:type="dxa"/>
+          </w:tcPr>
+          <w:p>
+            <w:pPr/>
+            <w:r>
+              <w:t xml:space="preserve">从短刹后滑行开始试，若保持力不足再增加刹车时间</w:t>
+            </w:r>
+          </w:p>
+        </w:tc>
+      </w:tr>
+      <w:tr>
+        <w:tc>
+          <w:tcPr>
+            <w:tcW w:w="2400" w:type="dxa"/>
+          </w:tcPr>
+          <w:p>
+            <w:pPr/>
+            <w:r>
+              <w:t xml:space="preserve">锁附正反抖</w:t>
+            </w:r>
+          </w:p>
+        </w:tc>
+        <w:tc>
+          <w:tcPr>
+            <w:tcW w:w="2400" w:type="dxa"/>
+          </w:tcPr>
+          <w:p>
+            <w:pPr/>
+            <w:r>
+              <w:t xml:space="preserve">close_error_count、close_stretcher_q8、close_boost_duty</w:t>
+            </w:r>
+          </w:p>
+        </w:tc>
+        <w:tc>
+          <w:tcPr>
+            <w:tcW w:w="2400" w:type="dxa"/>
+          </w:tcPr>
+          <w:p>
+            <w:pPr/>
+            <w:r>
+              <w:t xml:space="preserve">已接入</w:t>
+            </w:r>
+          </w:p>
+        </w:tc>
+        <w:tc>
+          <w:tcPr>
+            <w:tcW w:w="2400" w:type="dxa"/>
+          </w:tcPr>
+          <w:p>
+            <w:pPr/>
+            <w:r>
+              <w:t xml:space="preserve">降低小误差区增益和 Boost，避免在齿隙内反复打方向</w:t>
+            </w:r>
+          </w:p>
+        </w:tc>
+      </w:tr>
+      <w:tr>
+        <w:tc>
+          <w:tcPr>
+            <w:tcW w:w="2400" w:type="dxa"/>
+          </w:tcPr>
+          <w:p>
+            <w:pPr/>
+            <w:r>
+              <w:t xml:space="preserve">末端慢跨</w:t>
+            </w:r>
+          </w:p>
+        </w:tc>
+        <w:tc>
+          <w:tcPr>
+            <w:tcW w:w="2400" w:type="dxa"/>
+          </w:tcPr>
+          <w:p>
+            <w:pPr/>
+            <w:r>
+              <w:t xml:space="preserve">approach_error_count、approach_stretcher_q8、approach_boost_duty</w:t>
+            </w:r>
+          </w:p>
+        </w:tc>
+        <w:tc>
+          <w:tcPr>
+            <w:tcW w:w="2400" w:type="dxa"/>
+          </w:tcPr>
+          <w:p>
+            <w:pPr/>
+            <w:r>
+              <w:t xml:space="preserve">已接入</w:t>
+            </w:r>
+          </w:p>
+        </w:tc>
+        <w:tc>
+          <w:tcPr>
+            <w:tcW w:w="2400" w:type="dxa"/>
+          </w:tcPr>
+          <w:p>
+            <w:pPr/>
+            <w:r>
+              <w:t xml:space="preserve">调整接近目标区，让速度下降但不拖尾</w:t>
+            </w:r>
+          </w:p>
+        </w:tc>
+      </w:tr>
+      <w:tr>
+        <w:tc>
+          <w:tcPr>
+            <w:tcW w:w="2400" w:type="dxa"/>
+          </w:tcPr>
+          <w:p>
+            <w:pPr/>
+            <w:r>
+              <w:t xml:space="preserve">反向冲击</w:t>
+            </w:r>
+          </w:p>
+        </w:tc>
+        <w:tc>
+          <w:tcPr>
+            <w:tcW w:w="2400" w:type="dxa"/>
+          </w:tcPr>
+          <w:p>
+            <w:pPr/>
+            <w:r>
+              <w:t xml:space="preserve">reverse_pause_ms、reverse_brake_ms</w:t>
+            </w:r>
+          </w:p>
+        </w:tc>
+        <w:tc>
+          <w:tcPr>
+            <w:tcW w:w="2400" w:type="dxa"/>
+          </w:tcPr>
+          <w:p>
+            <w:pPr/>
+            <w:r>
+              <w:t xml:space="preserve">已接入</w:t>
+            </w:r>
+          </w:p>
+        </w:tc>
+        <w:tc>
+          <w:tcPr>
+            <w:tcW w:w="2400" w:type="dxa"/>
+          </w:tcPr>
+          <w:p>
+            <w:pPr/>
+            <w:r>
+              <w:t xml:space="preserve">先 8/3 ms 起步，按电流尖峰和速度再调</w:t>
+            </w:r>
+          </w:p>
+        </w:tc>
+      </w:tr>
+      <w:tr>
+        <w:tc>
+          <w:tcPr>
+            <w:tcW w:w="2400" w:type="dxa"/>
+          </w:tcPr>
+          <w:p>
+            <w:pPr/>
+            <w:r>
+              <w:t xml:space="preserve">金属齿/塑胶齿差异</w:t>
+            </w:r>
+          </w:p>
+        </w:tc>
+        <w:tc>
+          <w:tcPr>
+            <w:tcW w:w="2400" w:type="dxa"/>
+          </w:tcPr>
+          <w:p>
+            <w:pPr/>
+            <w:r>
+              <w:t xml:space="preserve">model_id、profile_id</w:t>
+            </w:r>
+          </w:p>
+        </w:tc>
+        <w:tc>
+          <w:tcPr>
+            <w:tcW w:w="2400" w:type="dxa"/>
+          </w:tcPr>
+          <w:p>
+            <w:pPr/>
+            <w:r>
+              <w:t xml:space="preserve">参数已预留</w:t>
+            </w:r>
+          </w:p>
+        </w:tc>
+        <w:tc>
+          <w:tcPr>
+            <w:tcW w:w="2400" w:type="dxa"/>
+          </w:tcPr>
+          <w:p>
+            <w:pPr/>
+            <w:r>
+              <w:t xml:space="preserve">同一固件按齿轮箱写入不同模板</w:t>
+            </w:r>
+          </w:p>
+        </w:tc>
+      </w:tr>
+      <w:tr>
+        <w:tc>
+          <w:tcPr>
+            <w:tcW w:w="2400" w:type="dxa"/>
+          </w:tcPr>
+          <w:p>
+            <w:pPr/>
+            <w:r>
+              <w:t xml:space="preserve">ADC 噪声评估</w:t>
+            </w:r>
+          </w:p>
+        </w:tc>
+        <w:tc>
+          <w:tcPr>
+            <w:tcW w:w="2400" w:type="dxa"/>
+          </w:tcPr>
+          <w:p>
+            <w:pPr/>
+            <w:r>
+              <w:t xml:space="preserve">adc_noise_band_count</w:t>
+            </w:r>
+          </w:p>
+        </w:tc>
+        <w:tc>
+          <w:tcPr>
+            <w:tcW w:w="2400" w:type="dxa"/>
+          </w:tcPr>
+          <w:p>
+            <w:pPr/>
+            <w:r>
+              <w:t xml:space="preserve">预留</w:t>
+            </w:r>
+          </w:p>
+        </w:tc>
+        <w:tc>
+          <w:tcPr>
+            <w:tcW w:w="2400" w:type="dxa"/>
+          </w:tcPr>
+          <w:p>
+            <w:pPr/>
+            <w:r>
+              <w:t xml:space="preserve">后续可用于遥测报警或自动放宽死区</w:t>
+            </w:r>
+          </w:p>
+        </w:tc>
+      </w:tr>
+      <w:tr>
+        <w:tc>
+          <w:tcPr>
+            <w:tcW w:w="2400" w:type="dxa"/>
+          </w:tcPr>
+          <w:p>
+            <w:pPr/>
+            <w:r>
+              <w:t xml:space="preserve">到位稳定时间</w:t>
+            </w:r>
+          </w:p>
+        </w:tc>
+        <w:tc>
+          <w:tcPr>
+            <w:tcW w:w="2400" w:type="dxa"/>
+          </w:tcPr>
+          <w:p>
+            <w:pPr/>
+            <w:r>
+              <w:t xml:space="preserve">hold_settle_ms</w:t>
+            </w:r>
+          </w:p>
+        </w:tc>
+        <w:tc>
+          <w:tcPr>
+            <w:tcW w:w="2400" w:type="dxa"/>
+          </w:tcPr>
+          <w:p>
+            <w:pPr/>
+            <w:r>
+              <w:t xml:space="preserve">预留</w:t>
+            </w:r>
+          </w:p>
+        </w:tc>
+        <w:tc>
+          <w:tcPr>
+            <w:tcW w:w="2400" w:type="dxa"/>
+          </w:tcPr>
+          <w:p>
+            <w:pPr/>
+            <w:r>
+              <w:t xml:space="preserve">后续可用于更严格的到位判定</w:t>
+            </w:r>
+          </w:p>
+        </w:tc>
+      </w:tr>
+    </w:tbl>
     <w:p>
       <w:pPr>
         <w:pStyle w:val="Heading1"/>

--- a/docs/servo_program_design_summary.docx
+++ b/docs/servo_program_design_summary.docx
@@ -365,7 +365,7 @@
           <w:p>
             <w:pPr/>
             <w:r>
-              <w:t xml:space="preserve">暂预留 Servo_Params_Save() API</w:t>
+              <w:t xml:space="preserve">Servo_Params_Save() + ServoComm</w:t>
             </w:r>
           </w:p>
         </w:tc>
@@ -387,18 +387,18 @@
           <w:p>
             <w:pPr/>
             <w:r>
-              <w:t xml:space="preserve">未来单线配置协议、LCD 菜单或工装调用</w:t>
-            </w:r>
-          </w:p>
-        </w:tc>
-        <w:tc>
-          <w:tcPr>
-            <w:tcW w:w="2400" w:type="dxa"/>
-          </w:tcPr>
-          <w:p>
-            <w:pPr/>
-            <w:r>
-              <w:t xml:space="preserve">通过 3PIN 信号线或专用工装写入</w:t>
+              <w:t xml:space="preserve">单线配置协议、开发板 LCDM 或生产工装调用</w:t>
+            </w:r>
+          </w:p>
+        </w:tc>
+        <w:tc>
+          <w:tcPr>
+            <w:tcW w:w="2400" w:type="dxa"/>
+          </w:tcPr>
+          <w:p>
+            <w:pPr/>
+            <w:r>
+              <w:t xml:space="preserve">通过 3PIN 信号线、USART1 LCDM 或专用工装写入</w:t>
             </w:r>
           </w:p>
         </w:tc>
@@ -513,6 +513,63 @@
             <w:pPr/>
             <w:r>
               <w:t xml:space="preserve">上位机和 LCDM 模块按此实现</w:t>
+            </w:r>
+          </w:p>
+        </w:tc>
+      </w:tr>
+      <w:tr>
+        <w:tc>
+          <w:tcPr>
+            <w:tcW w:w="2400" w:type="dxa"/>
+          </w:tcPr>
+          <w:p>
+            <w:pPr/>
+            <w:r>
+              <w:t xml:space="preserve">开发板 LCDM</w:t>
+            </w:r>
+          </w:p>
+        </w:tc>
+        <w:tc>
+          <w:tcPr>
+            <w:tcW w:w="2400" w:type="dxa"/>
+          </w:tcPr>
+          <w:p>
+            <w:pPr/>
+            <w:r>
+              <w:t xml:space="preserve">docs/lcdm_development_interface.md</w:t>
+            </w:r>
+          </w:p>
+        </w:tc>
+        <w:tc>
+          <w:tcPr>
+            <w:tcW w:w="2400" w:type="dxa"/>
+          </w:tcPr>
+          <w:p>
+            <w:pPr/>
+            <w:r>
+              <w:t xml:space="preserve">开发/工装使用</w:t>
+            </w:r>
+          </w:p>
+        </w:tc>
+        <w:tc>
+          <w:tcPr>
+            <w:tcW w:w="2400" w:type="dxa"/>
+          </w:tcPr>
+          <w:p>
+            <w:pPr/>
+            <w:r>
+              <w:t xml:space="preserve">用串口 HMI 显示遥测、编辑参数、生产写入</w:t>
+            </w:r>
+          </w:p>
+        </w:tc>
+        <w:tc>
+          <w:tcPr>
+            <w:tcW w:w="2400" w:type="dxa"/>
+          </w:tcPr>
+          <w:p>
+            <w:pPr/>
+            <w:r>
+              <w:t xml:space="preserve">最终 SOP8 目标板不直接接 LCDM</w:t>
             </w:r>
           </w:p>
         </w:tc>
@@ -6027,6 +6084,52 @@
           <w:p>
             <w:pPr/>
             <w:r>
+              <w:t xml:space="preserve">开发板 LCDM 阶段</w:t>
+            </w:r>
+          </w:p>
+        </w:tc>
+        <w:tc>
+          <w:tcPr>
+            <w:tcW w:w="2400" w:type="dxa"/>
+          </w:tcPr>
+          <w:p>
+            <w:pPr/>
+            <w:r>
+              <w:t xml:space="preserve">开发板 + UART HMI 智能屏</w:t>
+            </w:r>
+          </w:p>
+        </w:tc>
+        <w:tc>
+          <w:tcPr>
+            <w:tcW w:w="2400" w:type="dxa"/>
+          </w:tcPr>
+          <w:p>
+            <w:pPr/>
+            <w:r>
+              <w:t xml:space="preserve">USART1 读取遥测、写入完整参数包</w:t>
+            </w:r>
+          </w:p>
+        </w:tc>
+        <w:tc>
+          <w:tcPr>
+            <w:tcW w:w="2400" w:type="dxa"/>
+          </w:tcPr>
+          <w:p>
+            <w:pPr/>
+            <w:r>
+              <w:t xml:space="preserve">不受 SOP8 IO 限制，屏幕负责页面和条形图</w:t>
+            </w:r>
+          </w:p>
+        </w:tc>
+      </w:tr>
+      <w:tr>
+        <w:tc>
+          <w:tcPr>
+            <w:tcW w:w="2400" w:type="dxa"/>
+          </w:tcPr>
+          <w:p>
+            <w:pPr/>
+            <w:r>
               <w:t xml:space="preserve">量产阶段</w:t>
             </w:r>
           </w:p>
@@ -6639,6 +6742,52 @@
           </w:p>
         </w:tc>
       </w:tr>
+      <w:tr>
+        <w:tc>
+          <w:tcPr>
+            <w:tcW w:w="2400" w:type="dxa"/>
+          </w:tcPr>
+          <w:p>
+            <w:pPr/>
+            <w:r>
+              <w:t xml:space="preserve">2026-06-01</w:t>
+            </w:r>
+          </w:p>
+        </w:tc>
+        <w:tc>
+          <w:tcPr>
+            <w:tcW w:w="2400" w:type="dxa"/>
+          </w:tcPr>
+          <w:p>
+            <w:pPr/>
+            <w:r>
+              <w:t xml:space="preserve">开发板 LCDM 方案</w:t>
+            </w:r>
+          </w:p>
+        </w:tc>
+        <w:tc>
+          <w:tcPr>
+            <w:tcW w:w="2400" w:type="dxa"/>
+          </w:tcPr>
+          <w:p>
+            <w:pPr/>
+            <w:r>
+              <w:t xml:space="preserve">完成草案</w:t>
+            </w:r>
+          </w:p>
+        </w:tc>
+        <w:tc>
+          <w:tcPr>
+            <w:tcW w:w="2400" w:type="dxa"/>
+          </w:tcPr>
+          <w:p>
+            <w:pPr/>
+            <w:r>
+              <w:t xml:space="preserve">LCDM 不受 SOP8 限制，推荐 USART1 串口 HMI 智能屏</w:t>
+            </w:r>
+          </w:p>
+        </w:tc>
+      </w:tr>
     </w:tbl>
     <w:p>
       <w:pPr>
@@ -6902,6 +7051,41 @@
             <w:pPr/>
             <w:r>
               <w:t xml:space="preserve">后续协议必须有明确握手，例如超出普通 PWM 范围的长低/长高序列</w:t>
+            </w:r>
+          </w:p>
+        </w:tc>
+      </w:tr>
+      <w:tr>
+        <w:tc>
+          <w:tcPr>
+            <w:tcW w:w="2400" w:type="dxa"/>
+          </w:tcPr>
+          <w:p>
+            <w:pPr/>
+            <w:r>
+              <w:t xml:space="preserve">裸屏图形代码过大</w:t>
+            </w:r>
+          </w:p>
+        </w:tc>
+        <w:tc>
+          <w:tcPr>
+            <w:tcW w:w="2400" w:type="dxa"/>
+          </w:tcPr>
+          <w:p>
+            <w:pPr/>
+            <w:r>
+              <w:t xml:space="preserve">占用 Flash/RAM，影响控制程序</w:t>
+            </w:r>
+          </w:p>
+        </w:tc>
+        <w:tc>
+          <w:tcPr>
+            <w:tcW w:w="2400" w:type="dxa"/>
+          </w:tcPr>
+          <w:p>
+            <w:pPr/>
+            <w:r>
+              <w:t xml:space="preserve">LCDM 首选 UART HMI 智能屏，把页面和图形交给屏幕端</w:t>
             </w:r>
           </w:p>
         </w:tc>

--- a/docs/servo_program_design_summary.docx
+++ b/docs/servo_program_design_summary.docx
@@ -574,6 +574,63 @@
           </w:p>
         </w:tc>
       </w:tr>
+      <w:tr>
+        <w:tc>
+          <w:tcPr>
+            <w:tcW w:w="2400" w:type="dxa"/>
+          </w:tcPr>
+          <w:p>
+            <w:pPr/>
+            <w:r>
+              <w:t xml:space="preserve">TJC 屏适配</w:t>
+            </w:r>
+          </w:p>
+        </w:tc>
+        <w:tc>
+          <w:tcPr>
+            <w:tcW w:w="2400" w:type="dxa"/>
+          </w:tcPr>
+          <w:p>
+            <w:pPr/>
+            <w:r>
+              <w:t xml:space="preserve">tjc_lcdm.c/.h</w:t>
+            </w:r>
+          </w:p>
+        </w:tc>
+        <w:tc>
+          <w:tcPr>
+            <w:tcW w:w="2400" w:type="dxa"/>
+          </w:tcPr>
+          <w:p>
+            <w:pPr/>
+            <w:r>
+              <w:t xml:space="preserve">开发板启用</w:t>
+            </w:r>
+          </w:p>
+        </w:tc>
+        <w:tc>
+          <w:tcPr>
+            <w:tcW w:w="2400" w:type="dxa"/>
+          </w:tcPr>
+          <w:p>
+            <w:pPr/>
+            <w:r>
+              <w:t xml:space="preserve">USART1 连接陶晶驰串口屏，刷新控件和解析屏幕回包</w:t>
+            </w:r>
+          </w:p>
+        </w:tc>
+        <w:tc>
+          <w:tcPr>
+            <w:tcW w:w="2400" w:type="dxa"/>
+          </w:tcPr>
+          <w:p>
+            <w:pPr/>
+            <w:r>
+              <w:t xml:space="preserve">SERVO_ENABLE_TJC_LCDM=1 时编译启用</w:t>
+            </w:r>
+          </w:p>
+        </w:tc>
+      </w:tr>
     </w:tbl>
     <w:p>
       <w:pPr>
@@ -2187,6 +2244,52 @@
             <w:pPr/>
             <w:r>
               <w:t xml:space="preserve">PA4 物理收发确定后接入</w:t>
+            </w:r>
+          </w:p>
+        </w:tc>
+      </w:tr>
+      <w:tr>
+        <w:tc>
+          <w:tcPr>
+            <w:tcW w:w="2400" w:type="dxa"/>
+          </w:tcPr>
+          <w:p>
+            <w:pPr/>
+            <w:r>
+              <w:t xml:space="preserve">TJC LCDM</w:t>
+            </w:r>
+          </w:p>
+        </w:tc>
+        <w:tc>
+          <w:tcPr>
+            <w:tcW w:w="2400" w:type="dxa"/>
+          </w:tcPr>
+          <w:p>
+            <w:pPr/>
+            <w:r>
+              <w:t xml:space="preserve">src/tjc_lcdm.c</w:t>
+            </w:r>
+          </w:p>
+        </w:tc>
+        <w:tc>
+          <w:tcPr>
+            <w:tcW w:w="2400" w:type="dxa"/>
+          </w:tcPr>
+          <w:p>
+            <w:pPr/>
+            <w:r>
+              <w:t xml:space="preserve">陶晶驰串口屏控件赋值、页面刷新、回包解析</w:t>
+            </w:r>
+          </w:p>
+        </w:tc>
+        <w:tc>
+          <w:tcPr>
+            <w:tcW w:w="2400" w:type="dxa"/>
+          </w:tcPr>
+          <w:p>
+            <w:pPr/>
+            <w:r>
+              <w:t xml:space="preserve">开发板 USART1，目标 SOP8 默认关闭</w:t>
             </w:r>
           </w:p>
         </w:tc>
@@ -6784,6 +6887,52 @@
             <w:pPr/>
             <w:r>
               <w:t xml:space="preserve">LCDM 不受 SOP8 限制，推荐 USART1 串口 HMI 智能屏</w:t>
+            </w:r>
+          </w:p>
+        </w:tc>
+      </w:tr>
+      <w:tr>
+        <w:tc>
+          <w:tcPr>
+            <w:tcW w:w="2400" w:type="dxa"/>
+          </w:tcPr>
+          <w:p>
+            <w:pPr/>
+            <w:r>
+              <w:t xml:space="preserve">2026-06-01</w:t>
+            </w:r>
+          </w:p>
+        </w:tc>
+        <w:tc>
+          <w:tcPr>
+            <w:tcW w:w="2400" w:type="dxa"/>
+          </w:tcPr>
+          <w:p>
+            <w:pPr/>
+            <w:r>
+              <w:t xml:space="preserve">TJC 陶晶驰串口屏驱动骨架</w:t>
+            </w:r>
+          </w:p>
+        </w:tc>
+        <w:tc>
+          <w:tcPr>
+            <w:tcW w:w="2400" w:type="dxa"/>
+          </w:tcPr>
+          <w:p>
+            <w:pPr/>
+            <w:r>
+              <w:t xml:space="preserve">完成</w:t>
+            </w:r>
+          </w:p>
+        </w:tc>
+        <w:tc>
+          <w:tcPr>
+            <w:tcW w:w="2400" w:type="dxa"/>
+          </w:tcPr>
+          <w:p>
+            <w:pPr/>
+            <w:r>
+              <w:t xml:space="preserve">默认构建关闭；开发板构建 SERVO_ENABLE_TJC_LCDM=1，Flash 14592 B，RAM 1524 B</w:t>
             </w:r>
           </w:p>
         </w:tc>
